--- a/content/member-assets/drone-roof-photo-inspection/roof-photo-report-template.docx
+++ b/content/member-assets/drone-roof-photo-inspection/roof-photo-report-template.docx
@@ -759,7 +759,7 @@
               <w:pStyle w:val="TableCell"/>
             </w:pPr>
             <w:r>
-              <w:t xml:space="preserve">Report cover — Property: [address]</w:t>
+              <w:t xml:space="preserve">Report cover - Property: [address]</w:t>
             </w:r>
           </w:p>
         </w:tc>
@@ -801,7 +801,7 @@
               <w:pStyle w:val="TableCell"/>
             </w:pPr>
             <w:r>
-              <w:t xml:space="preserve">Scope statement — This report provides visual photo documentation captured by drone from accessible exterior…</w:t>
+              <w:t xml:space="preserve">Scope statement - This report provides visual photo documentation captured by drone from accessible exterior…</w:t>
             </w:r>
           </w:p>
         </w:tc>
@@ -845,7 +845,7 @@
               <w:pStyle w:val="TableCell"/>
             </w:pPr>
             <w:r>
-              <w:t xml:space="preserve">Photo grid fields — Photo number: [01]</w:t>
+              <w:t xml:space="preserve">Photo grid fields - Photo number: [01]</w:t>
             </w:r>
           </w:p>
         </w:tc>
@@ -887,7 +887,7 @@
               <w:pStyle w:val="TableCell"/>
             </w:pPr>
             <w:r>
-              <w:t xml:space="preserve">Visible-area note examples — Leaves or debris are visible in the gutter area shown in Photo 04.</w:t>
+              <w:t xml:space="preserve">Visible-area note examples - Leaves or debris are visible in the gutter area shown in Photo 04.</w:t>
             </w:r>
           </w:p>
         </w:tc>
@@ -931,7 +931,7 @@
               <w:pStyle w:val="TableCell"/>
             </w:pPr>
             <w:r>
-              <w:t xml:space="preserve">Video link section — Short flyover video: [link]</w:t>
+              <w:t xml:space="preserve">Video link section - Short flyover video: [link]</w:t>
             </w:r>
           </w:p>
         </w:tc>
@@ -973,7 +973,7 @@
               <w:pStyle w:val="TableCell"/>
             </w:pPr>
             <w:r>
-              <w:t xml:space="preserve">Client handoff note — Attached are the labelled roof photos, short video, and visual-only report.</w:t>
+              <w:t xml:space="preserve">Client handoff note - Attached are the labelled roof photos, short video, and visual-only report.</w:t>
             </w:r>
           </w:p>
         </w:tc>
@@ -1017,7 +1017,7 @@
               <w:pStyle w:val="TableCell"/>
             </w:pPr>
             <w:r>
-              <w:t xml:space="preserve">Visual-only report language standard — Use visible, appears, shown in Photo [x], and may be worth qualified review.</w:t>
+              <w:t xml:space="preserve">Visual-only report language standard - Use visible, appears, shown in Photo [x], and may be worth qualified review.</w:t>
             </w:r>
           </w:p>
         </w:tc>
@@ -1059,7 +1059,7 @@
               <w:pStyle w:val="TableCell"/>
             </w:pPr>
             <w:r>
-              <w:t xml:space="preserve">Delivery standards (shared) — This asset is for roofers, agents, solar installers, and homeowners; replace bracketed…</w:t>
+              <w:t xml:space="preserve">Delivery standards (shared) - This asset is for roofers, agents, solar installers, and homeowners; replace bracketed…</w:t>
             </w:r>
           </w:p>
         </w:tc>
@@ -2224,7 +2224,7 @@
     <w:lvl w:ilvl="0">
       <w:start w:val="1"/>
       <w:numFmt w:val="bullet"/>
-      <w:lvlText w:val="–"/>
+      <w:lvlText w:val="-"/>
       <w:pPr>
         <w:ind w:left="540" w:hanging="220"/>
       </w:pPr>
